--- a/templates_docx/ledger_app_template.docx
+++ b/templates_docx/ledger_app_template.docx
@@ -1,7 +1,108 @@
 
 <file path=word/document.xml><?xml version="1.0" encoding="utf-8"?>
-<w:document xmlns:wpc="http://schemas.microsoft.com/office/word/2010/wordprocessingCanvas" xmlns:cx="http://schemas.microsoft.com/office/drawing/2014/chartex" xmlns:cx1="http://schemas.microsoft.com/office/drawing/2015/9/8/chartex" xmlns:cx2="http://schemas.microsoft.com/office/drawing/2015/10/21/chartex" xmlns:cx3="http://schemas.microsoft.com/office/drawing/2016/5/9/chartex" xmlns:cx4="http://schemas.microsoft.com/office/drawing/2016/5/10/chartex" xmlns:cx5="http://schemas.microsoft.com/office/drawing/2016/5/11/chartex" xmlns:cx6="http://schemas.microsoft.com/office/drawing/2016/5/12/chartex" xmlns:cx7="http://schemas.microsoft.com/office/drawing/2016/5/13/chartex" xmlns:cx8="http://schemas.microsoft.com/office/drawing/2016/5/14/chartex" xmlns:mc="http://schemas.openxmlformats.org/markup-compatibility/2006" xmlns:aink="http://schemas.microsoft.com/office/drawing/2016/ink" xmlns:am3d="http://schemas.microsoft.com/office/drawing/2017/model3d" xmlns:o="urn:schemas-microsoft-com:office:office" xmlns:oel="http://schemas.microsoft.com/office/2019/extlst" xmlns:r="http://schemas.openxmlformats.org/officeDocument/2006/relationships" xmlns:m="http://schemas.openxmlformats.org/officeDocument/2006/math" xmlns:v="urn:schemas-microsoft-com:vml" xmlns:wp14="http://schemas.microsoft.com/office/word/2010/wordprocessingDrawing" xmlns:wp="http://schemas.openxmlformats.org/drawingml/2006/wordprocessingDrawing" xmlns:w10="urn:schemas-microsoft-com:office:word" xmlns:w="http://schemas.openxmlformats.org/wordprocessingml/2006/main" xmlns:w14="http://schemas.microsoft.com/office/word/2010/wordml" xmlns:w15="http://schemas.microsoft.com/office/word/2012/wordml" xmlns:w16cex="http://schemas.microsoft.com/office/word/2018/wordml/cex" xmlns:w16cid="http://schemas.microsoft.com/office/word/2016/wordml/cid" xmlns:w16="http://schemas.microsoft.com/office/word/2018/wordml" xmlns:w16du="http://schemas.microsoft.com/office/word/2023/wordml/word16du" xmlns:w16sdtdh="http://schemas.microsoft.com/office/word/2020/wordml/sdtdatahash" xmlns:w16sdtfl="http://schemas.microsoft.com/office/word/2024/wordml/sdtformatlock" xmlns:w16se="http://schemas.microsoft.com/office/word/2015/wordml/symex" xmlns:wpg="http://schemas.microsoft.com/office/word/2010/wordprocessingGroup" xmlns:wpi="http://schemas.microsoft.com/office/word/2010/wordprocessingInk" xmlns:wne="http://schemas.microsoft.com/office/word/2006/wordml" xmlns:wps="http://schemas.microsoft.com/office/word/2010/wordprocessingShape" mc:Ignorable="w14 w15 w16se w16cid w16 w16cex w16sdtdh w16sdtfl w16du wp14">
+<w:document xmlns:wpc="http://schemas.microsoft.com/office/word/2010/wordprocessingCanvas" xmlns:cx="http://schemas.microsoft.com/office/drawing/2014/chartex" xmlns:cx1="http://schemas.microsoft.com/office/drawing/2015/9/8/chartex" xmlns:cx2="http://schemas.microsoft.com/office/drawing/2015/10/21/chartex" xmlns:cx3="http://schemas.microsoft.com/office/drawing/2016/5/9/chartex" xmlns:cx4="http://schemas.microsoft.com/office/drawing/2016/5/10/chartex" xmlns:cx5="http://schemas.microsoft.com/office/drawing/2016/5/11/chartex" xmlns:cx6="http://schemas.microsoft.com/office/drawing/2016/5/12/chartex" xmlns:cx7="http://schemas.microsoft.com/office/drawing/2016/5/13/chartex" xmlns:cx8="http://schemas.microsoft.com/office/drawing/2016/5/14/chartex" xmlns:mc="http://schemas.openxmlformats.org/markup-compatibility/2006" xmlns:aink="http://schemas.microsoft.com/office/drawing/2016/ink" xmlns:am3d="http://schemas.microsoft.com/office/drawing/2017/model3d" xmlns:o="urn:schemas-microsoft-com:office:office" xmlns:r="http://schemas.openxmlformats.org/officeDocument/2006/relationships" xmlns:m="http://schemas.openxmlformats.org/officeDocument/2006/math" xmlns:v="urn:schemas-microsoft-com:vml" xmlns:wp14="http://schemas.microsoft.com/office/word/2010/wordprocessingDrawing" xmlns:wp="http://schemas.openxmlformats.org/drawingml/2006/wordprocessingDrawing" xmlns:w10="urn:schemas-microsoft-com:office:word" xmlns:w="http://schemas.openxmlformats.org/wordprocessingml/2006/main" xmlns:w14="http://schemas.microsoft.com/office/word/2010/wordml" xmlns:w15="http://schemas.microsoft.com/office/word/2012/wordml" xmlns:w16cex="http://schemas.microsoft.com/office/word/2018/wordml/cex" xmlns:w16cid="http://schemas.microsoft.com/office/word/2016/wordml/cid" xmlns:w16="http://schemas.microsoft.com/office/word/2018/wordml" xmlns:w16sdtdh="http://schemas.microsoft.com/office/word/2020/wordml/sdtdatahash" xmlns:w16se="http://schemas.microsoft.com/office/word/2015/wordml/symex" xmlns:wpg="http://schemas.microsoft.com/office/word/2010/wordprocessingGroup" xmlns:wpi="http://schemas.microsoft.com/office/word/2010/wordprocessingInk" xmlns:wne="http://schemas.microsoft.com/office/word/2006/wordml" xmlns:wps="http://schemas.microsoft.com/office/word/2010/wordprocessingShape" mc:Ignorable="w14 w15 w16se w16cid w16 w16cex w16sdtdh wp14">
   <w:body>
+    <w:p>
+      <w:pPr>
+        <w:spacing w:after="120"/>
+        <w:rPr>
+          <w:lang w:val="en-US"/>
+        </w:rPr>
+      </w:pPr>
+      <w:r>
+        <w:rPr>
+          <w:lang w:val="en-US"/>
+        </w:rPr>
+        <w:t xml:space="preserve">                                                 </w:t>
+      </w:r>
+      <w:r>
+        <w:rPr>
+          <w:lang w:val="en-US"/>
+        </w:rPr>
+        <w:t>APPLICATION FOR GRANT OF LEGAL SERVICES</w:t>
+      </w:r>
+    </w:p>
+    <w:p>
+      <w:pPr>
+        <w:spacing w:after="120"/>
+        <w:jc w:val="center"/>
+        <w:rPr>
+          <w:lang w:val="en-US"/>
+        </w:rPr>
+      </w:pPr>
+      <w:r>
+        <w:rPr>
+          <w:lang w:val="en-US"/>
+        </w:rPr>
+        <w:t>(Sec5,12,13 and 15(5) of Legal Services Authorities Act,1987)</w:t>
+      </w:r>
+    </w:p>
+    <w:p>
+      <w:pPr>
+        <w:jc w:val="center"/>
+        <w:rPr>
+          <w:b/>
+          <w:bCs/>
+          <w:lang w:val="en-US"/>
+        </w:rPr>
+      </w:pPr>
+      <w:r>
+        <w:rPr>
+          <w:b/>
+          <w:bCs/>
+          <w:lang w:val="en-US"/>
+        </w:rPr>
+        <w:t>P</w:t>
+      </w:r>
+      <w:r>
+        <w:rPr>
+          <w:b/>
+          <w:bCs/>
+          <w:lang w:val="en-US"/>
+        </w:rPr>
+        <w:t>.</w:t>
+      </w:r>
+      <w:r>
+        <w:rPr>
+          <w:b/>
+          <w:bCs/>
+          <w:lang w:val="en-US"/>
+        </w:rPr>
+        <w:t>L</w:t>
+      </w:r>
+      <w:r>
+        <w:rPr>
+          <w:b/>
+          <w:bCs/>
+          <w:lang w:val="en-US"/>
+        </w:rPr>
+        <w:t>.</w:t>
+      </w:r>
+      <w:r>
+        <w:rPr>
+          <w:b/>
+          <w:bCs/>
+          <w:lang w:val="en-US"/>
+        </w:rPr>
+        <w:t>C No</w:t>
+      </w:r>
+      <w:r>
+        <w:rPr>
+          <w:b/>
+          <w:bCs/>
+          <w:lang w:val="en-US"/>
+        </w:rPr>
+        <w:t>.</w:t>
+      </w:r>
+      <w:r>
+        <w:rPr>
+          <w:b/>
+          <w:bCs/>
+          <w:lang w:val="en-US"/>
+        </w:rPr>
+        <w:t xml:space="preserve">                 of 2026</w:t>
+      </w:r>
+    </w:p>
     <w:p>
       <w:pPr>
         <w:jc w:val="center"/>
@@ -12,56 +113,7 @@
     </w:p>
     <w:p>
       <w:pPr>
-        <w:jc w:val="center"/>
-        <w:rPr>
-          <w:lang w:val="en-US"/>
-        </w:rPr>
-      </w:pPr>
-      <w:r>
-        <w:rPr>
-          <w:lang w:val="en-US"/>
-        </w:rPr>
-        <w:t>APPLICATION FOR GRANT OF LEGAL SERVICES</w:t>
-      </w:r>
-    </w:p>
-    <w:p>
-      <w:pPr>
-        <w:jc w:val="center"/>
-        <w:rPr>
-          <w:lang w:val="en-US"/>
-        </w:rPr>
-      </w:pPr>
-      <w:r>
-        <w:rPr>
-          <w:lang w:val="en-US"/>
-        </w:rPr>
-        <w:t>(Sec5,12,13 and 15(5) of Legal Services Authorities Act,1987)</w:t>
-      </w:r>
-    </w:p>
-    <w:p>
-      <w:pPr>
-        <w:jc w:val="center"/>
-        <w:rPr>
-          <w:lang w:val="en-US"/>
-        </w:rPr>
-      </w:pPr>
-      <w:r>
-        <w:rPr>
-          <w:lang w:val="en-US"/>
-        </w:rPr>
-        <w:t>PLC No                 of 2026</w:t>
-      </w:r>
-    </w:p>
-    <w:p>
-      <w:pPr>
-        <w:jc w:val="center"/>
-        <w:rPr>
-          <w:lang w:val="en-US"/>
-        </w:rPr>
-      </w:pPr>
-    </w:p>
-    <w:p>
-      <w:pPr>
+        <w:spacing w:after="120"/>
         <w:rPr>
           <w:lang w:val="en-US"/>
         </w:rPr>
@@ -116,21 +168,7 @@
               <w:rPr>
                 <w:lang w:val="en-US"/>
               </w:rPr>
-              <w:t>{{</w:t>
-            </w:r>
-            <w:proofErr w:type="spellStart"/>
-            <w:r>
-              <w:rPr>
-                <w:lang w:val="en-US"/>
-              </w:rPr>
-              <w:t>company_name</w:t>
-            </w:r>
-            <w:proofErr w:type="spellEnd"/>
-            <w:r>
-              <w:rPr>
-                <w:lang w:val="en-US"/>
-              </w:rPr>
-              <w:t>}}</w:t>
+              <w:t>{{company_name}}</w:t>
             </w:r>
           </w:p>
         </w:tc>
@@ -181,35 +219,7 @@
               <w:rPr>
                 <w:lang w:val="en-US"/>
               </w:rPr>
-              <w:t xml:space="preserve"> Floor T19 towers, </w:t>
-            </w:r>
-            <w:proofErr w:type="spellStart"/>
-            <w:r>
-              <w:rPr>
-                <w:lang w:val="en-US"/>
-              </w:rPr>
-              <w:t>Ranigunj</w:t>
-            </w:r>
-            <w:proofErr w:type="spellEnd"/>
-            <w:r>
-              <w:rPr>
-                <w:lang w:val="en-US"/>
-              </w:rPr>
-              <w:t xml:space="preserve">, </w:t>
-            </w:r>
-            <w:proofErr w:type="spellStart"/>
-            <w:r>
-              <w:rPr>
-                <w:lang w:val="en-US"/>
-              </w:rPr>
-              <w:t>Secunderabad</w:t>
-            </w:r>
-            <w:proofErr w:type="spellEnd"/>
-            <w:r>
-              <w:rPr>
-                <w:lang w:val="en-US"/>
-              </w:rPr>
-              <w:t xml:space="preserve"> - 500003 </w:t>
+              <w:t xml:space="preserve"> Floor T19 towers, Ranigunj, Secunderabad - 500003 </w:t>
             </w:r>
           </w:p>
           <w:p>
@@ -295,6 +305,7 @@
     </w:p>
     <w:p>
       <w:pPr>
+        <w:spacing w:after="120"/>
         <w:rPr>
           <w:lang w:val="en-US"/>
         </w:rPr>
@@ -390,21 +401,7 @@
               <w:rPr>
                 <w:lang w:val="en-US"/>
               </w:rPr>
-              <w:t>{{</w:t>
-            </w:r>
-            <w:proofErr w:type="spellStart"/>
-            <w:r>
-              <w:rPr>
-                <w:lang w:val="en-US"/>
-              </w:rPr>
-              <w:t>postal_address</w:t>
-            </w:r>
-            <w:proofErr w:type="spellEnd"/>
-            <w:r>
-              <w:rPr>
-                <w:lang w:val="en-US"/>
-              </w:rPr>
-              <w:t>}}</w:t>
+              <w:t>{{postal_address}}</w:t>
             </w:r>
           </w:p>
         </w:tc>
@@ -454,25 +451,12 @@
         <w:rPr>
           <w:lang w:val="en-US"/>
         </w:rPr>
-        <w:t>{{</w:t>
-      </w:r>
-      <w:proofErr w:type="spellStart"/>
-      <w:r>
-        <w:rPr>
-          <w:lang w:val="en-US"/>
-        </w:rPr>
-        <w:t>emp_id</w:t>
-      </w:r>
-      <w:proofErr w:type="spellEnd"/>
-      <w:r>
-        <w:rPr>
-          <w:lang w:val="en-US"/>
-        </w:rPr>
-        <w:t>}} for an outstanding amount of Rs {{amount}}/- as of {{date}} granted to Name for recovery.</w:t>
+        <w:t>{{emp_id}} for an outstanding amount of Rs {{amount}}/- as of {{date}} granted to Name for recovery.</w:t>
       </w:r>
     </w:p>
     <w:p>
       <w:pPr>
+        <w:spacing w:after="120"/>
         <w:rPr>
           <w:lang w:val="en-US"/>
         </w:rPr>
@@ -627,6 +611,12 @@
         </w:rPr>
         <w:t>Relief sought for</w:t>
       </w:r>
+      <w:r>
+        <w:rPr>
+          <w:lang w:val="en-US"/>
+        </w:rPr>
+        <w:t xml:space="preserve"> </w:t>
+      </w:r>
     </w:p>
     <w:p>
       <w:pPr>
@@ -643,6 +633,7 @@
     </w:p>
     <w:p>
       <w:pPr>
+        <w:spacing w:after="360"/>
         <w:rPr>
           <w:lang w:val="en-US"/>
         </w:rPr>
@@ -696,7 +687,7 @@
 </file>
 
 <file path=word/styles.xml><?xml version="1.0" encoding="utf-8"?>
-<w:styles xmlns:mc="http://schemas.openxmlformats.org/markup-compatibility/2006" xmlns:r="http://schemas.openxmlformats.org/officeDocument/2006/relationships" xmlns:w="http://schemas.openxmlformats.org/wordprocessingml/2006/main" xmlns:w14="http://schemas.microsoft.com/office/word/2010/wordml" xmlns:w15="http://schemas.microsoft.com/office/word/2012/wordml" xmlns:w16cex="http://schemas.microsoft.com/office/word/2018/wordml/cex" xmlns:w16cid="http://schemas.microsoft.com/office/word/2016/wordml/cid" xmlns:w16="http://schemas.microsoft.com/office/word/2018/wordml" xmlns:w16du="http://schemas.microsoft.com/office/word/2023/wordml/word16du" xmlns:w16sdtdh="http://schemas.microsoft.com/office/word/2020/wordml/sdtdatahash" xmlns:w16sdtfl="http://schemas.microsoft.com/office/word/2024/wordml/sdtformatlock" xmlns:w16se="http://schemas.microsoft.com/office/word/2015/wordml/symex" mc:Ignorable="w14 w15 w16se w16cid w16 w16cex w16sdtdh w16sdtfl w16du">
+<w:styles xmlns:mc="http://schemas.openxmlformats.org/markup-compatibility/2006" xmlns:r="http://schemas.openxmlformats.org/officeDocument/2006/relationships" xmlns:w="http://schemas.openxmlformats.org/wordprocessingml/2006/main" xmlns:w14="http://schemas.microsoft.com/office/word/2010/wordml" xmlns:w15="http://schemas.microsoft.com/office/word/2012/wordml" xmlns:w16cex="http://schemas.microsoft.com/office/word/2018/wordml/cex" xmlns:w16cid="http://schemas.microsoft.com/office/word/2016/wordml/cid" xmlns:w16="http://schemas.microsoft.com/office/word/2018/wordml" xmlns:w16sdtdh="http://schemas.microsoft.com/office/word/2020/wordml/sdtdatahash" xmlns:w16se="http://schemas.microsoft.com/office/word/2015/wordml/symex" mc:Ignorable="w14 w15 w16se w16cid w16 w16cex w16sdtdh">
   <w:docDefaults>
     <w:rPrDefault>
       <w:rPr>
